--- a/Variants 2026-02.docx
+++ b/Variants 2026-02.docx
@@ -298,44 +298,43 @@
               <w:start w:val="single" w:space="0" w:color="D3D3D3"/>
               <w:end w:val="single" w:space="0" w:color="D3D3D3"/>
             </w:tcBorders>
+            <w:shd w:val="clear" w:color="auto" w:fill="E5E5E5"/>
+          </w:tcPr>
+          <w:p>
+            <w:pPr>
+              <w:spacing w:before="0" w:after="60"/>
+              <w:keepNext/>
+              <w:jc w:val="start"/>
+            </w:pPr>
+            <w:r>
+              <w:rPr>
+                <w:rFonts w:ascii="Calibri" w:hAnsi="Calibri"/>
+                <w:sz w:val="20"/>
+              </w:rPr>
+              <w:t xml:space="default">Microcephaly</w:t>
+            </w:r>
+          </w:p>
+        </w:tc>
+        <w:tc>
+          <w:tcPr>
+            <w:tcBorders>
+              <w:top w:val="single" w:space="0" w:color="D3D3D3"/>
+              <w:bottom w:val="single" w:space="0" w:color="D3D3D3"/>
+              <w:start w:val="single" w:space="0" w:color="D3D3D3"/>
+              <w:end w:val="single" w:space="0" w:color="D3D3D3"/>
+            </w:tcBorders>
             <w:shd w:val="clear" w:color="auto" w:fill="F2F2F2"/>
           </w:tcPr>
           <w:p>
             <w:pPr>
               <w:spacing w:before="0" w:after="60"/>
               <w:keepNext/>
-              <w:jc w:val="start"/>
-            </w:pPr>
-            <w:r>
-              <w:rPr>
-                <w:rFonts w:ascii="Calibri" w:hAnsi="Calibri"/>
-                <w:sz w:val="20"/>
-              </w:rPr>
-              <w:t xml:space="default">Microcephaly</w:t>
-            </w:r>
-          </w:p>
-        </w:tc>
-        <w:tc>
-          <w:tcPr>
-            <w:tcBorders>
-              <w:top w:val="single" w:space="0" w:color="D3D3D3"/>
-              <w:bottom w:val="single" w:space="0" w:color="D3D3D3"/>
-              <w:start w:val="single" w:space="0" w:color="D3D3D3"/>
-              <w:end w:val="single" w:space="0" w:color="D3D3D3"/>
-            </w:tcBorders>
-            <w:shd w:val="clear" w:color="auto" w:fill="A90C38"/>
-          </w:tcPr>
-          <w:p>
-            <w:pPr>
-              <w:spacing w:before="0" w:after="60"/>
-              <w:keepNext/>
-              <w:jc w:val="center"/>
-            </w:pPr>
-            <w:r>
-              <w:rPr>
-                <w:rFonts w:ascii="Calibri" w:hAnsi="Calibri"/>
-                <w:sz w:val="20"/>
-                <w:color w:val="FFFFFF"/>
+              <w:jc w:val="center"/>
+            </w:pPr>
+            <w:r>
+              <w:rPr>
+                <w:rFonts w:ascii="Calibri" w:hAnsi="Calibri"/>
+                <w:sz w:val="20"/>
               </w:rPr>
               <w:t xml:space="default">0.0%</w:t>
             </w:r>
@@ -349,19 +348,18 @@
               <w:start w:val="single" w:space="0" w:color="D3D3D3"/>
               <w:end w:val="single" w:space="0" w:color="D3D3D3"/>
             </w:tcBorders>
-            <w:shd w:val="clear" w:color="auto" w:fill="8597B5"/>
-          </w:tcPr>
-          <w:p>
-            <w:pPr>
-              <w:spacing w:before="0" w:after="60"/>
-              <w:keepNext/>
-              <w:jc w:val="center"/>
-            </w:pPr>
-            <w:r>
-              <w:rPr>
-                <w:rFonts w:ascii="Calibri" w:hAnsi="Calibri"/>
-                <w:sz w:val="20"/>
-                <w:color w:val="FFFFFF"/>
+            <w:shd w:val="clear" w:color="auto" w:fill="F2F2F2"/>
+          </w:tcPr>
+          <w:p>
+            <w:pPr>
+              <w:spacing w:before="0" w:after="60"/>
+              <w:keepNext/>
+              <w:jc w:val="center"/>
+            </w:pPr>
+            <w:r>
+              <w:rPr>
+                <w:rFonts w:ascii="Calibri" w:hAnsi="Calibri"/>
+                <w:sz w:val="20"/>
               </w:rPr>
               <w:t xml:space="default">80.0%</w:t>
             </w:r>
@@ -375,19 +373,18 @@
               <w:start w:val="single" w:space="0" w:color="D3D3D3"/>
               <w:end w:val="single" w:space="0" w:color="D3D3D3"/>
             </w:tcBorders>
-            <w:shd w:val="clear" w:color="auto" w:fill="FFFCFC"/>
-          </w:tcPr>
-          <w:p>
-            <w:pPr>
-              <w:spacing w:before="0" w:after="60"/>
-              <w:keepNext/>
-              <w:jc w:val="center"/>
-            </w:pPr>
-            <w:r>
-              <w:rPr>
-                <w:rFonts w:ascii="Calibri" w:hAnsi="Calibri"/>
-                <w:sz w:val="20"/>
-                <w:color w:val="000000"/>
+            <w:shd w:val="clear" w:color="auto" w:fill="F2F2F2"/>
+          </w:tcPr>
+          <w:p>
+            <w:pPr>
+              <w:spacing w:before="0" w:after="60"/>
+              <w:keepNext/>
+              <w:jc w:val="center"/>
+            </w:pPr>
+            <w:r>
+              <w:rPr>
+                <w:rFonts w:ascii="Calibri" w:hAnsi="Calibri"/>
+                <w:sz w:val="20"/>
               </w:rPr>
               <w:t xml:space="default">50.0%</w:t>
             </w:r>
@@ -438,6 +435,7 @@
               <w:start w:val="single" w:space="0" w:color="D3D3D3"/>
               <w:end w:val="single" w:space="0" w:color="D3D3D3"/>
             </w:tcBorders>
+            <w:shd w:val="clear" w:color="auto" w:fill="E5E5E5"/>
           </w:tcPr>
           <w:p>
             <w:pPr>
@@ -462,19 +460,17 @@
               <w:start w:val="single" w:space="0" w:color="D3D3D3"/>
               <w:end w:val="single" w:space="0" w:color="D3D3D3"/>
             </w:tcBorders>
-            <w:shd w:val="clear" w:color="auto" w:fill="2E5A87"/>
-          </w:tcPr>
-          <w:p>
-            <w:pPr>
-              <w:spacing w:before="0" w:after="60"/>
-              <w:keepNext/>
-              <w:jc w:val="center"/>
-            </w:pPr>
-            <w:r>
-              <w:rPr>
-                <w:rFonts w:ascii="Calibri" w:hAnsi="Calibri"/>
-                <w:sz w:val="20"/>
-                <w:color w:val="FFFFFF"/>
+          </w:tcPr>
+          <w:p>
+            <w:pPr>
+              <w:spacing w:before="0" w:after="60"/>
+              <w:keepNext/>
+              <w:jc w:val="center"/>
+            </w:pPr>
+            <w:r>
+              <w:rPr>
+                <w:rFonts w:ascii="Calibri" w:hAnsi="Calibri"/>
+                <w:sz w:val="20"/>
               </w:rPr>
               <w:t xml:space="default">100.0%</w:t>
             </w:r>
@@ -488,19 +484,17 @@
               <w:start w:val="single" w:space="0" w:color="D3D3D3"/>
               <w:end w:val="single" w:space="0" w:color="D3D3D3"/>
             </w:tcBorders>
-            <w:shd w:val="clear" w:color="auto" w:fill="D6D9E4"/>
-          </w:tcPr>
-          <w:p>
-            <w:pPr>
-              <w:spacing w:before="0" w:after="60"/>
-              <w:keepNext/>
-              <w:jc w:val="center"/>
-            </w:pPr>
-            <w:r>
-              <w:rPr>
-                <w:rFonts w:ascii="Calibri" w:hAnsi="Calibri"/>
-                <w:sz w:val="20"/>
-                <w:color w:val="000000"/>
+          </w:tcPr>
+          <w:p>
+            <w:pPr>
+              <w:spacing w:before="0" w:after="60"/>
+              <w:keepNext/>
+              <w:jc w:val="center"/>
+            </w:pPr>
+            <w:r>
+              <w:rPr>
+                <w:rFonts w:ascii="Calibri" w:hAnsi="Calibri"/>
+                <w:sz w:val="20"/>
               </w:rPr>
               <w:t xml:space="default">60.0%</w:t>
             </w:r>
@@ -514,19 +508,17 @@
               <w:start w:val="single" w:space="0" w:color="D3D3D3"/>
               <w:end w:val="single" w:space="0" w:color="D3D3D3"/>
             </w:tcBorders>
-            <w:shd w:val="clear" w:color="auto" w:fill="BAC3D4"/>
-          </w:tcPr>
-          <w:p>
-            <w:pPr>
-              <w:spacing w:before="0" w:after="60"/>
-              <w:keepNext/>
-              <w:jc w:val="center"/>
-            </w:pPr>
-            <w:r>
-              <w:rPr>
-                <w:rFonts w:ascii="Calibri" w:hAnsi="Calibri"/>
-                <w:sz w:val="20"/>
-                <w:color w:val="000000"/>
+          </w:tcPr>
+          <w:p>
+            <w:pPr>
+              <w:spacing w:before="0" w:after="60"/>
+              <w:keepNext/>
+              <w:jc w:val="center"/>
+            </w:pPr>
+            <w:r>
+              <w:rPr>
+                <w:rFonts w:ascii="Calibri" w:hAnsi="Calibri"/>
+                <w:sz w:val="20"/>
               </w:rPr>
               <w:t xml:space="default">66.7%</w:t>
             </w:r>
@@ -545,6 +537,7 @@
               <w:start w:val="single" w:space="0" w:color="D3D3D3"/>
               <w:end w:val="single" w:space="0" w:color="D3D3D3"/>
             </w:tcBorders>
+            <w:shd w:val="clear" w:color="auto" w:fill="E5E5E5"/>
           </w:tcPr>
           <w:p>
             <w:pPr>
@@ -569,19 +562,18 @@
               <w:start w:val="single" w:space="0" w:color="D3D3D3"/>
               <w:end w:val="single" w:space="0" w:color="D3D3D3"/>
             </w:tcBorders>
-            <w:shd w:val="clear" w:color="auto" w:fill="2E5A87"/>
-          </w:tcPr>
-          <w:p>
-            <w:pPr>
-              <w:spacing w:before="0" w:after="60"/>
-              <w:keepNext/>
-              <w:jc w:val="center"/>
-            </w:pPr>
-            <w:r>
-              <w:rPr>
-                <w:rFonts w:ascii="Calibri" w:hAnsi="Calibri"/>
-                <w:sz w:val="20"/>
-                <w:color w:val="FFFFFF"/>
+            <w:shd w:val="clear" w:color="auto" w:fill="F2F2F2"/>
+          </w:tcPr>
+          <w:p>
+            <w:pPr>
+              <w:spacing w:before="0" w:after="60"/>
+              <w:keepNext/>
+              <w:jc w:val="center"/>
+            </w:pPr>
+            <w:r>
+              <w:rPr>
+                <w:rFonts w:ascii="Calibri" w:hAnsi="Calibri"/>
+                <w:sz w:val="20"/>
               </w:rPr>
               <w:t xml:space="default">100.0%</w:t>
             </w:r>
@@ -595,19 +587,18 @@
               <w:start w:val="single" w:space="0" w:color="D3D3D3"/>
               <w:end w:val="single" w:space="0" w:color="D3D3D3"/>
             </w:tcBorders>
-            <w:shd w:val="clear" w:color="auto" w:fill="2E5A87"/>
-          </w:tcPr>
-          <w:p>
-            <w:pPr>
-              <w:spacing w:before="0" w:after="60"/>
-              <w:keepNext/>
-              <w:jc w:val="center"/>
-            </w:pPr>
-            <w:r>
-              <w:rPr>
-                <w:rFonts w:ascii="Calibri" w:hAnsi="Calibri"/>
-                <w:sz w:val="20"/>
-                <w:color w:val="FFFFFF"/>
+            <w:shd w:val="clear" w:color="auto" w:fill="F2F2F2"/>
+          </w:tcPr>
+          <w:p>
+            <w:pPr>
+              <w:spacing w:before="0" w:after="60"/>
+              <w:keepNext/>
+              <w:jc w:val="center"/>
+            </w:pPr>
+            <w:r>
+              <w:rPr>
+                <w:rFonts w:ascii="Calibri" w:hAnsi="Calibri"/>
+                <w:sz w:val="20"/>
               </w:rPr>
               <w:t xml:space="default">100.0%</w:t>
             </w:r>
@@ -621,19 +612,18 @@
               <w:start w:val="single" w:space="0" w:color="D3D3D3"/>
               <w:end w:val="single" w:space="0" w:color="D3D3D3"/>
             </w:tcBorders>
-            <w:shd w:val="clear" w:color="auto" w:fill="2E5A87"/>
-          </w:tcPr>
-          <w:p>
-            <w:pPr>
-              <w:spacing w:before="0" w:after="60"/>
-              <w:keepNext/>
-              <w:jc w:val="center"/>
-            </w:pPr>
-            <w:r>
-              <w:rPr>
-                <w:rFonts w:ascii="Calibri" w:hAnsi="Calibri"/>
-                <w:sz w:val="20"/>
-                <w:color w:val="FFFFFF"/>
+            <w:shd w:val="clear" w:color="auto" w:fill="F2F2F2"/>
+          </w:tcPr>
+          <w:p>
+            <w:pPr>
+              <w:spacing w:before="0" w:after="60"/>
+              <w:keepNext/>
+              <w:jc w:val="center"/>
+            </w:pPr>
+            <w:r>
+              <w:rPr>
+                <w:rFonts w:ascii="Calibri" w:hAnsi="Calibri"/>
+                <w:sz w:val="20"/>
               </w:rPr>
               <w:t xml:space="default">100.0%</w:t>
             </w:r>
@@ -652,6 +642,7 @@
               <w:start w:val="single" w:space="0" w:color="D3D3D3"/>
               <w:end w:val="single" w:space="0" w:color="D3D3D3"/>
             </w:tcBorders>
+            <w:shd w:val="clear" w:color="auto" w:fill="E5E5E5"/>
           </w:tcPr>
           <w:p>
             <w:pPr>
@@ -676,19 +667,17 @@
               <w:start w:val="single" w:space="0" w:color="D3D3D3"/>
               <w:end w:val="single" w:space="0" w:color="D3D3D3"/>
             </w:tcBorders>
-            <w:shd w:val="clear" w:color="auto" w:fill="2E5A87"/>
-          </w:tcPr>
-          <w:p>
-            <w:pPr>
-              <w:spacing w:before="0" w:after="60"/>
-              <w:keepNext/>
-              <w:jc w:val="center"/>
-            </w:pPr>
-            <w:r>
-              <w:rPr>
-                <w:rFonts w:ascii="Calibri" w:hAnsi="Calibri"/>
-                <w:sz w:val="20"/>
-                <w:color w:val="FFFFFF"/>
+          </w:tcPr>
+          <w:p>
+            <w:pPr>
+              <w:spacing w:before="0" w:after="60"/>
+              <w:keepNext/>
+              <w:jc w:val="center"/>
+            </w:pPr>
+            <w:r>
+              <w:rPr>
+                <w:rFonts w:ascii="Calibri" w:hAnsi="Calibri"/>
+                <w:sz w:val="20"/>
               </w:rPr>
               <w:t xml:space="default">100.0%</w:t>
             </w:r>
@@ -702,19 +691,17 @@
               <w:start w:val="single" w:space="0" w:color="D3D3D3"/>
               <w:end w:val="single" w:space="0" w:color="D3D3D3"/>
             </w:tcBorders>
-            <w:shd w:val="clear" w:color="auto" w:fill="A90C38"/>
-          </w:tcPr>
-          <w:p>
-            <w:pPr>
-              <w:spacing w:before="0" w:after="60"/>
-              <w:keepNext/>
-              <w:jc w:val="center"/>
-            </w:pPr>
-            <w:r>
-              <w:rPr>
-                <w:rFonts w:ascii="Calibri" w:hAnsi="Calibri"/>
-                <w:sz w:val="20"/>
-                <w:color w:val="FFFFFF"/>
+          </w:tcPr>
+          <w:p>
+            <w:pPr>
+              <w:spacing w:before="0" w:after="60"/>
+              <w:keepNext/>
+              <w:jc w:val="center"/>
+            </w:pPr>
+            <w:r>
+              <w:rPr>
+                <w:rFonts w:ascii="Calibri" w:hAnsi="Calibri"/>
+                <w:sz w:val="20"/>
               </w:rPr>
               <w:t xml:space="default">0.0%</w:t>
             </w:r>
@@ -728,19 +715,17 @@
               <w:start w:val="single" w:space="0" w:color="D3D3D3"/>
               <w:end w:val="single" w:space="0" w:color="D3D3D3"/>
             </w:tcBorders>
-            <w:shd w:val="clear" w:color="auto" w:fill="DD9094"/>
-          </w:tcPr>
-          <w:p>
-            <w:pPr>
-              <w:spacing w:before="0" w:after="60"/>
-              <w:keepNext/>
-              <w:jc w:val="center"/>
-            </w:pPr>
-            <w:r>
-              <w:rPr>
-                <w:rFonts w:ascii="Calibri" w:hAnsi="Calibri"/>
-                <w:sz w:val="20"/>
-                <w:color w:val="000000"/>
+          </w:tcPr>
+          <w:p>
+            <w:pPr>
+              <w:spacing w:before="0" w:after="60"/>
+              <w:keepNext/>
+              <w:jc w:val="center"/>
+            </w:pPr>
+            <w:r>
+              <w:rPr>
+                <w:rFonts w:ascii="Calibri" w:hAnsi="Calibri"/>
+                <w:sz w:val="20"/>
               </w:rPr>
               <w:t xml:space="default">25.0%</w:t>
             </w:r>
@@ -759,6 +744,7 @@
               <w:start w:val="single" w:space="0" w:color="D3D3D3"/>
               <w:end w:val="single" w:space="0" w:color="D3D3D3"/>
             </w:tcBorders>
+            <w:shd w:val="clear" w:color="auto" w:fill="E5E5E5"/>
           </w:tcPr>
           <w:p>
             <w:pPr>
@@ -783,19 +769,18 @@
               <w:start w:val="single" w:space="0" w:color="D3D3D3"/>
               <w:end w:val="single" w:space="0" w:color="D3D3D3"/>
             </w:tcBorders>
-            <w:shd w:val="clear" w:color="auto" w:fill="A90C38"/>
-          </w:tcPr>
-          <w:p>
-            <w:pPr>
-              <w:spacing w:before="0" w:after="60"/>
-              <w:keepNext/>
-              <w:jc w:val="center"/>
-            </w:pPr>
-            <w:r>
-              <w:rPr>
-                <w:rFonts w:ascii="Calibri" w:hAnsi="Calibri"/>
-                <w:sz w:val="20"/>
-                <w:color w:val="FFFFFF"/>
+            <w:shd w:val="clear" w:color="auto" w:fill="F2F2F2"/>
+          </w:tcPr>
+          <w:p>
+            <w:pPr>
+              <w:spacing w:before="0" w:after="60"/>
+              <w:keepNext/>
+              <w:jc w:val="center"/>
+            </w:pPr>
+            <w:r>
+              <w:rPr>
+                <w:rFonts w:ascii="Calibri" w:hAnsi="Calibri"/>
+                <w:sz w:val="20"/>
               </w:rPr>
               <w:t xml:space="default">0.0%</w:t>
             </w:r>
@@ -809,19 +794,18 @@
               <w:start w:val="single" w:space="0" w:color="D3D3D3"/>
               <w:end w:val="single" w:space="0" w:color="D3D3D3"/>
             </w:tcBorders>
-            <w:shd w:val="clear" w:color="auto" w:fill="D47A80"/>
-          </w:tcPr>
-          <w:p>
-            <w:pPr>
-              <w:spacing w:before="0" w:after="60"/>
-              <w:keepNext/>
-              <w:jc w:val="center"/>
-            </w:pPr>
-            <w:r>
-              <w:rPr>
-                <w:rFonts w:ascii="Calibri" w:hAnsi="Calibri"/>
-                <w:sz w:val="20"/>
-                <w:color w:val="FFFFFF"/>
+            <w:shd w:val="clear" w:color="auto" w:fill="F2F2F2"/>
+          </w:tcPr>
+          <w:p>
+            <w:pPr>
+              <w:spacing w:before="0" w:after="60"/>
+              <w:keepNext/>
+              <w:jc w:val="center"/>
+            </w:pPr>
+            <w:r>
+              <w:rPr>
+                <w:rFonts w:ascii="Calibri" w:hAnsi="Calibri"/>
+                <w:sz w:val="20"/>
               </w:rPr>
               <w:t xml:space="default">20.0%</w:t>
             </w:r>
@@ -835,19 +819,18 @@
               <w:start w:val="single" w:space="0" w:color="D3D3D3"/>
               <w:end w:val="single" w:space="0" w:color="D3D3D3"/>
             </w:tcBorders>
-            <w:shd w:val="clear" w:color="auto" w:fill="EBB3B5"/>
-          </w:tcPr>
-          <w:p>
-            <w:pPr>
-              <w:spacing w:before="0" w:after="60"/>
-              <w:keepNext/>
-              <w:jc w:val="center"/>
-            </w:pPr>
-            <w:r>
-              <w:rPr>
-                <w:rFonts w:ascii="Calibri" w:hAnsi="Calibri"/>
-                <w:sz w:val="20"/>
-                <w:color w:val="000000"/>
+            <w:shd w:val="clear" w:color="auto" w:fill="F2F2F2"/>
+          </w:tcPr>
+          <w:p>
+            <w:pPr>
+              <w:spacing w:before="0" w:after="60"/>
+              <w:keepNext/>
+              <w:jc w:val="center"/>
+            </w:pPr>
+            <w:r>
+              <w:rPr>
+                <w:rFonts w:ascii="Calibri" w:hAnsi="Calibri"/>
+                <w:sz w:val="20"/>
               </w:rPr>
               <w:t xml:space="default">33.3%</w:t>
             </w:r>
@@ -866,6 +849,7 @@
               <w:start w:val="single" w:space="0" w:color="D3D3D3"/>
               <w:end w:val="single" w:space="0" w:color="D3D3D3"/>
             </w:tcBorders>
+            <w:shd w:val="clear" w:color="auto" w:fill="E5E5E5"/>
           </w:tcPr>
           <w:p>
             <w:pPr>
@@ -890,19 +874,17 @@
               <w:start w:val="single" w:space="0" w:color="D3D3D3"/>
               <w:end w:val="single" w:space="0" w:color="D3D3D3"/>
             </w:tcBorders>
-            <w:shd w:val="clear" w:color="auto" w:fill="2E5A87"/>
-          </w:tcPr>
-          <w:p>
-            <w:pPr>
-              <w:spacing w:before="0" w:after="60"/>
-              <w:keepNext/>
-              <w:jc w:val="center"/>
-            </w:pPr>
-            <w:r>
-              <w:rPr>
-                <w:rFonts w:ascii="Calibri" w:hAnsi="Calibri"/>
-                <w:sz w:val="20"/>
-                <w:color w:val="FFFFFF"/>
+          </w:tcPr>
+          <w:p>
+            <w:pPr>
+              <w:spacing w:before="0" w:after="60"/>
+              <w:keepNext/>
+              <w:jc w:val="center"/>
+            </w:pPr>
+            <w:r>
+              <w:rPr>
+                <w:rFonts w:ascii="Calibri" w:hAnsi="Calibri"/>
+                <w:sz w:val="20"/>
               </w:rPr>
               <w:t xml:space="default">100.0%</w:t>
             </w:r>
@@ -916,19 +898,17 @@
               <w:start w:val="single" w:space="0" w:color="D3D3D3"/>
               <w:end w:val="single" w:space="0" w:color="D3D3D3"/>
             </w:tcBorders>
-            <w:shd w:val="clear" w:color="auto" w:fill="A90C38"/>
-          </w:tcPr>
-          <w:p>
-            <w:pPr>
-              <w:spacing w:before="0" w:after="60"/>
-              <w:keepNext/>
-              <w:jc w:val="center"/>
-            </w:pPr>
-            <w:r>
-              <w:rPr>
-                <w:rFonts w:ascii="Calibri" w:hAnsi="Calibri"/>
-                <w:sz w:val="20"/>
-                <w:color w:val="FFFFFF"/>
+          </w:tcPr>
+          <w:p>
+            <w:pPr>
+              <w:spacing w:before="0" w:after="60"/>
+              <w:keepNext/>
+              <w:jc w:val="center"/>
+            </w:pPr>
+            <w:r>
+              <w:rPr>
+                <w:rFonts w:ascii="Calibri" w:hAnsi="Calibri"/>
+                <w:sz w:val="20"/>
               </w:rPr>
               <w:t xml:space="default">0.0%</w:t>
             </w:r>
@@ -942,19 +922,17 @@
               <w:start w:val="single" w:space="0" w:color="D3D3D3"/>
               <w:end w:val="single" w:space="0" w:color="D3D3D3"/>
             </w:tcBorders>
-            <w:shd w:val="clear" w:color="auto" w:fill="FFFCFC"/>
-          </w:tcPr>
-          <w:p>
-            <w:pPr>
-              <w:spacing w:before="0" w:after="60"/>
-              <w:keepNext/>
-              <w:jc w:val="center"/>
-            </w:pPr>
-            <w:r>
-              <w:rPr>
-                <w:rFonts w:ascii="Calibri" w:hAnsi="Calibri"/>
-                <w:sz w:val="20"/>
-                <w:color w:val="000000"/>
+          </w:tcPr>
+          <w:p>
+            <w:pPr>
+              <w:spacing w:before="0" w:after="60"/>
+              <w:keepNext/>
+              <w:jc w:val="center"/>
+            </w:pPr>
+            <w:r>
+              <w:rPr>
+                <w:rFonts w:ascii="Calibri" w:hAnsi="Calibri"/>
+                <w:sz w:val="20"/>
               </w:rPr>
               <w:t xml:space="default">50.0%</w:t>
             </w:r>
@@ -973,6 +951,7 @@
               <w:start w:val="single" w:space="0" w:color="D3D3D3"/>
               <w:end w:val="single" w:space="0" w:color="D3D3D3"/>
             </w:tcBorders>
+            <w:shd w:val="clear" w:color="auto" w:fill="E5E5E5"/>
           </w:tcPr>
           <w:p>
             <w:pPr>
@@ -997,19 +976,18 @@
               <w:start w:val="single" w:space="0" w:color="D3D3D3"/>
               <w:end w:val="single" w:space="0" w:color="D3D3D3"/>
             </w:tcBorders>
-            <w:shd w:val="clear" w:color="auto" w:fill="2E5A87"/>
-          </w:tcPr>
-          <w:p>
-            <w:pPr>
-              <w:spacing w:before="0" w:after="60"/>
-              <w:keepNext/>
-              <w:jc w:val="center"/>
-            </w:pPr>
-            <w:r>
-              <w:rPr>
-                <w:rFonts w:ascii="Calibri" w:hAnsi="Calibri"/>
-                <w:sz w:val="20"/>
-                <w:color w:val="FFFFFF"/>
+            <w:shd w:val="clear" w:color="auto" w:fill="F2F2F2"/>
+          </w:tcPr>
+          <w:p>
+            <w:pPr>
+              <w:spacing w:before="0" w:after="60"/>
+              <w:keepNext/>
+              <w:jc w:val="center"/>
+            </w:pPr>
+            <w:r>
+              <w:rPr>
+                <w:rFonts w:ascii="Calibri" w:hAnsi="Calibri"/>
+                <w:sz w:val="20"/>
               </w:rPr>
               <w:t xml:space="default">100.0%</w:t>
             </w:r>
@@ -1023,19 +1001,18 @@
               <w:start w:val="single" w:space="0" w:color="D3D3D3"/>
               <w:end w:val="single" w:space="0" w:color="D3D3D3"/>
             </w:tcBorders>
-            <w:shd w:val="clear" w:color="auto" w:fill="F4D0D1"/>
-          </w:tcPr>
-          <w:p>
-            <w:pPr>
-              <w:spacing w:before="0" w:after="60"/>
-              <w:keepNext/>
-              <w:jc w:val="center"/>
-            </w:pPr>
-            <w:r>
-              <w:rPr>
-                <w:rFonts w:ascii="Calibri" w:hAnsi="Calibri"/>
-                <w:sz w:val="20"/>
-                <w:color w:val="000000"/>
+            <w:shd w:val="clear" w:color="auto" w:fill="F2F2F2"/>
+          </w:tcPr>
+          <w:p>
+            <w:pPr>
+              <w:spacing w:before="0" w:after="60"/>
+              <w:keepNext/>
+              <w:jc w:val="center"/>
+            </w:pPr>
+            <w:r>
+              <w:rPr>
+                <w:rFonts w:ascii="Calibri" w:hAnsi="Calibri"/>
+                <w:sz w:val="20"/>
               </w:rPr>
               <w:t xml:space="default">40.0%</w:t>
             </w:r>
@@ -1049,19 +1026,18 @@
               <w:start w:val="single" w:space="0" w:color="D3D3D3"/>
               <w:end w:val="single" w:space="0" w:color="D3D3D3"/>
             </w:tcBorders>
-            <w:shd w:val="clear" w:color="auto" w:fill="EBB3B5"/>
-          </w:tcPr>
-          <w:p>
-            <w:pPr>
-              <w:spacing w:before="0" w:after="60"/>
-              <w:keepNext/>
-              <w:jc w:val="center"/>
-            </w:pPr>
-            <w:r>
-              <w:rPr>
-                <w:rFonts w:ascii="Calibri" w:hAnsi="Calibri"/>
-                <w:sz w:val="20"/>
-                <w:color w:val="000000"/>
+            <w:shd w:val="clear" w:color="auto" w:fill="F2F2F2"/>
+          </w:tcPr>
+          <w:p>
+            <w:pPr>
+              <w:spacing w:before="0" w:after="60"/>
+              <w:keepNext/>
+              <w:jc w:val="center"/>
+            </w:pPr>
+            <w:r>
+              <w:rPr>
+                <w:rFonts w:ascii="Calibri" w:hAnsi="Calibri"/>
+                <w:sz w:val="20"/>
               </w:rPr>
               <w:t xml:space="default">33.3%</w:t>
             </w:r>
@@ -1112,7 +1088,7 @@
               <w:start w:val="single" w:space="0" w:color="D3D3D3"/>
               <w:end w:val="single" w:space="0" w:color="D3D3D3"/>
             </w:tcBorders>
-            <w:shd w:val="clear" w:color="auto" w:fill="F2F2F2"/>
+            <w:shd w:val="clear" w:color="auto" w:fill="E5E5E5"/>
           </w:tcPr>
           <w:p>
             <w:pPr>
@@ -1137,19 +1113,17 @@
               <w:start w:val="single" w:space="0" w:color="D3D3D3"/>
               <w:end w:val="single" w:space="0" w:color="D3D3D3"/>
             </w:tcBorders>
-            <w:shd w:val="clear" w:color="auto" w:fill="2E5A87"/>
-          </w:tcPr>
-          <w:p>
-            <w:pPr>
-              <w:spacing w:before="0" w:after="60"/>
-              <w:keepNext/>
-              <w:jc w:val="center"/>
-            </w:pPr>
-            <w:r>
-              <w:rPr>
-                <w:rFonts w:ascii="Calibri" w:hAnsi="Calibri"/>
-                <w:sz w:val="20"/>
-                <w:color w:val="FFFFFF"/>
+          </w:tcPr>
+          <w:p>
+            <w:pPr>
+              <w:spacing w:before="0" w:after="60"/>
+              <w:keepNext/>
+              <w:jc w:val="center"/>
+            </w:pPr>
+            <w:r>
+              <w:rPr>
+                <w:rFonts w:ascii="Calibri" w:hAnsi="Calibri"/>
+                <w:sz w:val="20"/>
               </w:rPr>
               <w:t xml:space="default">100.0%</w:t>
             </w:r>
@@ -1163,19 +1137,17 @@
               <w:start w:val="single" w:space="0" w:color="D3D3D3"/>
               <w:end w:val="single" w:space="0" w:color="D3D3D3"/>
             </w:tcBorders>
-            <w:shd w:val="clear" w:color="auto" w:fill="2E5A87"/>
-          </w:tcPr>
-          <w:p>
-            <w:pPr>
-              <w:spacing w:before="0" w:after="60"/>
-              <w:keepNext/>
-              <w:jc w:val="center"/>
-            </w:pPr>
-            <w:r>
-              <w:rPr>
-                <w:rFonts w:ascii="Calibri" w:hAnsi="Calibri"/>
-                <w:sz w:val="20"/>
-                <w:color w:val="FFFFFF"/>
+          </w:tcPr>
+          <w:p>
+            <w:pPr>
+              <w:spacing w:before="0" w:after="60"/>
+              <w:keepNext/>
+              <w:jc w:val="center"/>
+            </w:pPr>
+            <w:r>
+              <w:rPr>
+                <w:rFonts w:ascii="Calibri" w:hAnsi="Calibri"/>
+                <w:sz w:val="20"/>
               </w:rPr>
               <w:t xml:space="default">100.0%</w:t>
             </w:r>
@@ -1189,19 +1161,17 @@
               <w:start w:val="single" w:space="0" w:color="D3D3D3"/>
               <w:end w:val="single" w:space="0" w:color="D3D3D3"/>
             </w:tcBorders>
-            <w:shd w:val="clear" w:color="auto" w:fill="2E5A87"/>
-          </w:tcPr>
-          <w:p>
-            <w:pPr>
-              <w:spacing w:before="0" w:after="60"/>
-              <w:keepNext/>
-              <w:jc w:val="center"/>
-            </w:pPr>
-            <w:r>
-              <w:rPr>
-                <w:rFonts w:ascii="Calibri" w:hAnsi="Calibri"/>
-                <w:sz w:val="20"/>
-                <w:color w:val="FFFFFF"/>
+          </w:tcPr>
+          <w:p>
+            <w:pPr>
+              <w:spacing w:before="0" w:after="60"/>
+              <w:keepNext/>
+              <w:jc w:val="center"/>
+            </w:pPr>
+            <w:r>
+              <w:rPr>
+                <w:rFonts w:ascii="Calibri" w:hAnsi="Calibri"/>
+                <w:sz w:val="20"/>
               </w:rPr>
               <w:t xml:space="default">100.0%</w:t>
             </w:r>
@@ -1220,44 +1190,43 @@
               <w:start w:val="single" w:space="0" w:color="D3D3D3"/>
               <w:end w:val="single" w:space="0" w:color="D3D3D3"/>
             </w:tcBorders>
+            <w:shd w:val="clear" w:color="auto" w:fill="E5E5E5"/>
+          </w:tcPr>
+          <w:p>
+            <w:pPr>
+              <w:spacing w:before="0" w:after="60"/>
+              <w:keepNext/>
+              <w:jc w:val="start"/>
+            </w:pPr>
+            <w:r>
+              <w:rPr>
+                <w:rFonts w:ascii="Calibri" w:hAnsi="Calibri"/>
+                <w:sz w:val="20"/>
+              </w:rPr>
+              <w:t xml:space="default">Delay in fine motor</w:t>
+            </w:r>
+          </w:p>
+        </w:tc>
+        <w:tc>
+          <w:tcPr>
+            <w:tcBorders>
+              <w:top w:val="single" w:space="0" w:color="D3D3D3"/>
+              <w:bottom w:val="single" w:space="0" w:color="D3D3D3"/>
+              <w:start w:val="single" w:space="0" w:color="D3D3D3"/>
+              <w:end w:val="single" w:space="0" w:color="D3D3D3"/>
+            </w:tcBorders>
             <w:shd w:val="clear" w:color="auto" w:fill="F2F2F2"/>
           </w:tcPr>
           <w:p>
             <w:pPr>
               <w:spacing w:before="0" w:after="60"/>
               <w:keepNext/>
-              <w:jc w:val="start"/>
-            </w:pPr>
-            <w:r>
-              <w:rPr>
-                <w:rFonts w:ascii="Calibri" w:hAnsi="Calibri"/>
-                <w:sz w:val="20"/>
-              </w:rPr>
-              <w:t xml:space="default">Delay in fine motor</w:t>
-            </w:r>
-          </w:p>
-        </w:tc>
-        <w:tc>
-          <w:tcPr>
-            <w:tcBorders>
-              <w:top w:val="single" w:space="0" w:color="D3D3D3"/>
-              <w:bottom w:val="single" w:space="0" w:color="D3D3D3"/>
-              <w:start w:val="single" w:space="0" w:color="D3D3D3"/>
-              <w:end w:val="single" w:space="0" w:color="D3D3D3"/>
-            </w:tcBorders>
-            <w:shd w:val="clear" w:color="auto" w:fill="2E5A87"/>
-          </w:tcPr>
-          <w:p>
-            <w:pPr>
-              <w:spacing w:before="0" w:after="60"/>
-              <w:keepNext/>
-              <w:jc w:val="center"/>
-            </w:pPr>
-            <w:r>
-              <w:rPr>
-                <w:rFonts w:ascii="Calibri" w:hAnsi="Calibri"/>
-                <w:sz w:val="20"/>
-                <w:color w:val="FFFFFF"/>
+              <w:jc w:val="center"/>
+            </w:pPr>
+            <w:r>
+              <w:rPr>
+                <w:rFonts w:ascii="Calibri" w:hAnsi="Calibri"/>
+                <w:sz w:val="20"/>
               </w:rPr>
               <w:t xml:space="default">100.0%</w:t>
             </w:r>
@@ -1271,19 +1240,18 @@
               <w:start w:val="single" w:space="0" w:color="D3D3D3"/>
               <w:end w:val="single" w:space="0" w:color="D3D3D3"/>
             </w:tcBorders>
-            <w:shd w:val="clear" w:color="auto" w:fill="8597B5"/>
-          </w:tcPr>
-          <w:p>
-            <w:pPr>
-              <w:spacing w:before="0" w:after="60"/>
-              <w:keepNext/>
-              <w:jc w:val="center"/>
-            </w:pPr>
-            <w:r>
-              <w:rPr>
-                <w:rFonts w:ascii="Calibri" w:hAnsi="Calibri"/>
-                <w:sz w:val="20"/>
-                <w:color w:val="FFFFFF"/>
+            <w:shd w:val="clear" w:color="auto" w:fill="F2F2F2"/>
+          </w:tcPr>
+          <w:p>
+            <w:pPr>
+              <w:spacing w:before="0" w:after="60"/>
+              <w:keepNext/>
+              <w:jc w:val="center"/>
+            </w:pPr>
+            <w:r>
+              <w:rPr>
+                <w:rFonts w:ascii="Calibri" w:hAnsi="Calibri"/>
+                <w:sz w:val="20"/>
               </w:rPr>
               <w:t xml:space="default">80.0%</w:t>
             </w:r>
@@ -1297,19 +1265,18 @@
               <w:start w:val="single" w:space="0" w:color="D3D3D3"/>
               <w:end w:val="single" w:space="0" w:color="D3D3D3"/>
             </w:tcBorders>
-            <w:shd w:val="clear" w:color="auto" w:fill="778CAD"/>
-          </w:tcPr>
-          <w:p>
-            <w:pPr>
-              <w:spacing w:before="0" w:after="60"/>
-              <w:keepNext/>
-              <w:jc w:val="center"/>
-            </w:pPr>
-            <w:r>
-              <w:rPr>
-                <w:rFonts w:ascii="Calibri" w:hAnsi="Calibri"/>
-                <w:sz w:val="20"/>
-                <w:color w:val="FFFFFF"/>
+            <w:shd w:val="clear" w:color="auto" w:fill="F2F2F2"/>
+          </w:tcPr>
+          <w:p>
+            <w:pPr>
+              <w:spacing w:before="0" w:after="60"/>
+              <w:keepNext/>
+              <w:jc w:val="center"/>
+            </w:pPr>
+            <w:r>
+              <w:rPr>
+                <w:rFonts w:ascii="Calibri" w:hAnsi="Calibri"/>
+                <w:sz w:val="20"/>
               </w:rPr>
               <w:t xml:space="default">83.3%</w:t>
             </w:r>
@@ -1328,7 +1295,7 @@
               <w:start w:val="single" w:space="0" w:color="D3D3D3"/>
               <w:end w:val="single" w:space="0" w:color="D3D3D3"/>
             </w:tcBorders>
-            <w:shd w:val="clear" w:color="auto" w:fill="F2F2F2"/>
+            <w:shd w:val="clear" w:color="auto" w:fill="E5E5E5"/>
           </w:tcPr>
           <w:p>
             <w:pPr>
@@ -1353,19 +1320,17 @@
               <w:start w:val="single" w:space="0" w:color="D3D3D3"/>
               <w:end w:val="single" w:space="0" w:color="D3D3D3"/>
             </w:tcBorders>
-            <w:shd w:val="clear" w:color="auto" w:fill="2E5A87"/>
-          </w:tcPr>
-          <w:p>
-            <w:pPr>
-              <w:spacing w:before="0" w:after="60"/>
-              <w:keepNext/>
-              <w:jc w:val="center"/>
-            </w:pPr>
-            <w:r>
-              <w:rPr>
-                <w:rFonts w:ascii="Calibri" w:hAnsi="Calibri"/>
-                <w:sz w:val="20"/>
-                <w:color w:val="FFFFFF"/>
+          </w:tcPr>
+          <w:p>
+            <w:pPr>
+              <w:spacing w:before="0" w:after="60"/>
+              <w:keepNext/>
+              <w:jc w:val="center"/>
+            </w:pPr>
+            <w:r>
+              <w:rPr>
+                <w:rFonts w:ascii="Calibri" w:hAnsi="Calibri"/>
+                <w:sz w:val="20"/>
               </w:rPr>
               <w:t xml:space="default">100.0%</w:t>
             </w:r>
@@ -1379,19 +1344,17 @@
               <w:start w:val="single" w:space="0" w:color="D3D3D3"/>
               <w:end w:val="single" w:space="0" w:color="D3D3D3"/>
             </w:tcBorders>
-            <w:shd w:val="clear" w:color="auto" w:fill="D47A80"/>
-          </w:tcPr>
-          <w:p>
-            <w:pPr>
-              <w:spacing w:before="0" w:after="60"/>
-              <w:keepNext/>
-              <w:jc w:val="center"/>
-            </w:pPr>
-            <w:r>
-              <w:rPr>
-                <w:rFonts w:ascii="Calibri" w:hAnsi="Calibri"/>
-                <w:sz w:val="20"/>
-                <w:color w:val="FFFFFF"/>
+          </w:tcPr>
+          <w:p>
+            <w:pPr>
+              <w:spacing w:before="0" w:after="60"/>
+              <w:keepNext/>
+              <w:jc w:val="center"/>
+            </w:pPr>
+            <w:r>
+              <w:rPr>
+                <w:rFonts w:ascii="Calibri" w:hAnsi="Calibri"/>
+                <w:sz w:val="20"/>
               </w:rPr>
               <w:t xml:space="default">20.0%</w:t>
             </w:r>
@@ -1405,19 +1368,17 @@
               <w:start w:val="single" w:space="0" w:color="D3D3D3"/>
               <w:end w:val="single" w:space="0" w:color="D3D3D3"/>
             </w:tcBorders>
-            <w:shd w:val="clear" w:color="auto" w:fill="BAC3D4"/>
-          </w:tcPr>
-          <w:p>
-            <w:pPr>
-              <w:spacing w:before="0" w:after="60"/>
-              <w:keepNext/>
-              <w:jc w:val="center"/>
-            </w:pPr>
-            <w:r>
-              <w:rPr>
-                <w:rFonts w:ascii="Calibri" w:hAnsi="Calibri"/>
-                <w:sz w:val="20"/>
-                <w:color w:val="000000"/>
+          </w:tcPr>
+          <w:p>
+            <w:pPr>
+              <w:spacing w:before="0" w:after="60"/>
+              <w:keepNext/>
+              <w:jc w:val="center"/>
+            </w:pPr>
+            <w:r>
+              <w:rPr>
+                <w:rFonts w:ascii="Calibri" w:hAnsi="Calibri"/>
+                <w:sz w:val="20"/>
               </w:rPr>
               <w:t xml:space="default">66.7%</w:t>
             </w:r>
@@ -1436,44 +1397,43 @@
               <w:start w:val="single" w:space="0" w:color="D3D3D3"/>
               <w:end w:val="single" w:space="0" w:color="D3D3D3"/>
             </w:tcBorders>
+            <w:shd w:val="clear" w:color="auto" w:fill="E5E5E5"/>
+          </w:tcPr>
+          <w:p>
+            <w:pPr>
+              <w:spacing w:before="0" w:after="60"/>
+              <w:keepNext/>
+              <w:jc w:val="start"/>
+            </w:pPr>
+            <w:r>
+              <w:rPr>
+                <w:rFonts w:ascii="Calibri" w:hAnsi="Calibri"/>
+                <w:sz w:val="20"/>
+              </w:rPr>
+              <w:t xml:space="default">Hypertonia</w:t>
+            </w:r>
+          </w:p>
+        </w:tc>
+        <w:tc>
+          <w:tcPr>
+            <w:tcBorders>
+              <w:top w:val="single" w:space="0" w:color="D3D3D3"/>
+              <w:bottom w:val="single" w:space="0" w:color="D3D3D3"/>
+              <w:start w:val="single" w:space="0" w:color="D3D3D3"/>
+              <w:end w:val="single" w:space="0" w:color="D3D3D3"/>
+            </w:tcBorders>
             <w:shd w:val="clear" w:color="auto" w:fill="F2F2F2"/>
           </w:tcPr>
           <w:p>
             <w:pPr>
               <w:spacing w:before="0" w:after="60"/>
               <w:keepNext/>
-              <w:jc w:val="start"/>
-            </w:pPr>
-            <w:r>
-              <w:rPr>
-                <w:rFonts w:ascii="Calibri" w:hAnsi="Calibri"/>
-                <w:sz w:val="20"/>
-              </w:rPr>
-              <w:t xml:space="default">Hypertonia</w:t>
-            </w:r>
-          </w:p>
-        </w:tc>
-        <w:tc>
-          <w:tcPr>
-            <w:tcBorders>
-              <w:top w:val="single" w:space="0" w:color="D3D3D3"/>
-              <w:bottom w:val="single" w:space="0" w:color="D3D3D3"/>
-              <w:start w:val="single" w:space="0" w:color="D3D3D3"/>
-              <w:end w:val="single" w:space="0" w:color="D3D3D3"/>
-            </w:tcBorders>
-            <w:shd w:val="clear" w:color="auto" w:fill="A90C38"/>
-          </w:tcPr>
-          <w:p>
-            <w:pPr>
-              <w:spacing w:before="0" w:after="60"/>
-              <w:keepNext/>
-              <w:jc w:val="center"/>
-            </w:pPr>
-            <w:r>
-              <w:rPr>
-                <w:rFonts w:ascii="Calibri" w:hAnsi="Calibri"/>
-                <w:sz w:val="20"/>
-                <w:color w:val="FFFFFF"/>
+              <w:jc w:val="center"/>
+            </w:pPr>
+            <w:r>
+              <w:rPr>
+                <w:rFonts w:ascii="Calibri" w:hAnsi="Calibri"/>
+                <w:sz w:val="20"/>
               </w:rPr>
               <w:t xml:space="default">0.0%</w:t>
             </w:r>
@@ -1487,19 +1447,18 @@
               <w:start w:val="single" w:space="0" w:color="D3D3D3"/>
               <w:end w:val="single" w:space="0" w:color="D3D3D3"/>
             </w:tcBorders>
-            <w:shd w:val="clear" w:color="auto" w:fill="D6D9E4"/>
-          </w:tcPr>
-          <w:p>
-            <w:pPr>
-              <w:spacing w:before="0" w:after="60"/>
-              <w:keepNext/>
-              <w:jc w:val="center"/>
-            </w:pPr>
-            <w:r>
-              <w:rPr>
-                <w:rFonts w:ascii="Calibri" w:hAnsi="Calibri"/>
-                <w:sz w:val="20"/>
-                <w:color w:val="000000"/>
+            <w:shd w:val="clear" w:color="auto" w:fill="F2F2F2"/>
+          </w:tcPr>
+          <w:p>
+            <w:pPr>
+              <w:spacing w:before="0" w:after="60"/>
+              <w:keepNext/>
+              <w:jc w:val="center"/>
+            </w:pPr>
+            <w:r>
+              <w:rPr>
+                <w:rFonts w:ascii="Calibri" w:hAnsi="Calibri"/>
+                <w:sz w:val="20"/>
               </w:rPr>
               <w:t xml:space="default">60.0%</w:t>
             </w:r>
@@ -1513,19 +1472,18 @@
               <w:start w:val="single" w:space="0" w:color="D3D3D3"/>
               <w:end w:val="single" w:space="0" w:color="D3D3D3"/>
             </w:tcBorders>
-            <w:shd w:val="clear" w:color="auto" w:fill="BC4555"/>
-          </w:tcPr>
-          <w:p>
-            <w:pPr>
-              <w:spacing w:before="0" w:after="60"/>
-              <w:keepNext/>
-              <w:jc w:val="center"/>
-            </w:pPr>
-            <w:r>
-              <w:rPr>
-                <w:rFonts w:ascii="Calibri" w:hAnsi="Calibri"/>
-                <w:sz w:val="20"/>
-                <w:color w:val="FFFFFF"/>
+            <w:shd w:val="clear" w:color="auto" w:fill="F2F2F2"/>
+          </w:tcPr>
+          <w:p>
+            <w:pPr>
+              <w:spacing w:before="0" w:after="60"/>
+              <w:keepNext/>
+              <w:jc w:val="center"/>
+            </w:pPr>
+            <w:r>
+              <w:rPr>
+                <w:rFonts w:ascii="Calibri" w:hAnsi="Calibri"/>
+                <w:sz w:val="20"/>
               </w:rPr>
               <w:t xml:space="default">8.3%</w:t>
             </w:r>
@@ -1544,7 +1502,7 @@
               <w:start w:val="single" w:space="0" w:color="D3D3D3"/>
               <w:end w:val="single" w:space="0" w:color="D3D3D3"/>
             </w:tcBorders>
-            <w:shd w:val="clear" w:color="auto" w:fill="F2F2F2"/>
+            <w:shd w:val="clear" w:color="auto" w:fill="E5E5E5"/>
           </w:tcPr>
           <w:p>
             <w:pPr>
@@ -1569,19 +1527,17 @@
               <w:start w:val="single" w:space="0" w:color="D3D3D3"/>
               <w:end w:val="single" w:space="0" w:color="D3D3D3"/>
             </w:tcBorders>
-            <w:shd w:val="clear" w:color="auto" w:fill="2E5A87"/>
-          </w:tcPr>
-          <w:p>
-            <w:pPr>
-              <w:spacing w:before="0" w:after="60"/>
-              <w:keepNext/>
-              <w:jc w:val="center"/>
-            </w:pPr>
-            <w:r>
-              <w:rPr>
-                <w:rFonts w:ascii="Calibri" w:hAnsi="Calibri"/>
-                <w:sz w:val="20"/>
-                <w:color w:val="FFFFFF"/>
+          </w:tcPr>
+          <w:p>
+            <w:pPr>
+              <w:spacing w:before="0" w:after="60"/>
+              <w:keepNext/>
+              <w:jc w:val="center"/>
+            </w:pPr>
+            <w:r>
+              <w:rPr>
+                <w:rFonts w:ascii="Calibri" w:hAnsi="Calibri"/>
+                <w:sz w:val="20"/>
               </w:rPr>
               <w:t xml:space="default">100.0%</w:t>
             </w:r>
@@ -1595,19 +1551,17 @@
               <w:start w:val="single" w:space="0" w:color="D3D3D3"/>
               <w:end w:val="single" w:space="0" w:color="D3D3D3"/>
             </w:tcBorders>
-            <w:shd w:val="clear" w:color="auto" w:fill="F4D0D1"/>
-          </w:tcPr>
-          <w:p>
-            <w:pPr>
-              <w:spacing w:before="0" w:after="60"/>
-              <w:keepNext/>
-              <w:jc w:val="center"/>
-            </w:pPr>
-            <w:r>
-              <w:rPr>
-                <w:rFonts w:ascii="Calibri" w:hAnsi="Calibri"/>
-                <w:sz w:val="20"/>
-                <w:color w:val="000000"/>
+          </w:tcPr>
+          <w:p>
+            <w:pPr>
+              <w:spacing w:before="0" w:after="60"/>
+              <w:keepNext/>
+              <w:jc w:val="center"/>
+            </w:pPr>
+            <w:r>
+              <w:rPr>
+                <w:rFonts w:ascii="Calibri" w:hAnsi="Calibri"/>
+                <w:sz w:val="20"/>
               </w:rPr>
               <w:t xml:space="default">40.0%</w:t>
             </w:r>
@@ -1621,19 +1575,17 @@
               <w:start w:val="single" w:space="0" w:color="D3D3D3"/>
               <w:end w:val="single" w:space="0" w:color="D3D3D3"/>
             </w:tcBorders>
-            <w:shd w:val="clear" w:color="auto" w:fill="A90C38"/>
-          </w:tcPr>
-          <w:p>
-            <w:pPr>
-              <w:spacing w:before="0" w:after="60"/>
-              <w:keepNext/>
-              <w:jc w:val="center"/>
-            </w:pPr>
-            <w:r>
-              <w:rPr>
-                <w:rFonts w:ascii="Calibri" w:hAnsi="Calibri"/>
-                <w:sz w:val="20"/>
-                <w:color w:val="FFFFFF"/>
+          </w:tcPr>
+          <w:p>
+            <w:pPr>
+              <w:spacing w:before="0" w:after="60"/>
+              <w:keepNext/>
+              <w:jc w:val="center"/>
+            </w:pPr>
+            <w:r>
+              <w:rPr>
+                <w:rFonts w:ascii="Calibri" w:hAnsi="Calibri"/>
+                <w:sz w:val="20"/>
               </w:rPr>
               <w:t xml:space="default">0.0%</w:t>
             </w:r>
@@ -1652,44 +1604,43 @@
               <w:start w:val="single" w:space="0" w:color="D3D3D3"/>
               <w:end w:val="single" w:space="0" w:color="D3D3D3"/>
             </w:tcBorders>
+            <w:shd w:val="clear" w:color="auto" w:fill="E5E5E5"/>
+          </w:tcPr>
+          <w:p>
+            <w:pPr>
+              <w:spacing w:before="0" w:after="60"/>
+              <w:keepNext/>
+              <w:jc w:val="start"/>
+            </w:pPr>
+            <w:r>
+              <w:rPr>
+                <w:rFonts w:ascii="Calibri" w:hAnsi="Calibri"/>
+                <w:sz w:val="20"/>
+              </w:rPr>
+              <w:t xml:space="default">Myoclonus</w:t>
+            </w:r>
+          </w:p>
+        </w:tc>
+        <w:tc>
+          <w:tcPr>
+            <w:tcBorders>
+              <w:top w:val="single" w:space="0" w:color="D3D3D3"/>
+              <w:bottom w:val="single" w:space="0" w:color="D3D3D3"/>
+              <w:start w:val="single" w:space="0" w:color="D3D3D3"/>
+              <w:end w:val="single" w:space="0" w:color="D3D3D3"/>
+            </w:tcBorders>
             <w:shd w:val="clear" w:color="auto" w:fill="F2F2F2"/>
           </w:tcPr>
           <w:p>
             <w:pPr>
               <w:spacing w:before="0" w:after="60"/>
               <w:keepNext/>
-              <w:jc w:val="start"/>
-            </w:pPr>
-            <w:r>
-              <w:rPr>
-                <w:rFonts w:ascii="Calibri" w:hAnsi="Calibri"/>
-                <w:sz w:val="20"/>
-              </w:rPr>
-              <w:t xml:space="default">Myoclonus</w:t>
-            </w:r>
-          </w:p>
-        </w:tc>
-        <w:tc>
-          <w:tcPr>
-            <w:tcBorders>
-              <w:top w:val="single" w:space="0" w:color="D3D3D3"/>
-              <w:bottom w:val="single" w:space="0" w:color="D3D3D3"/>
-              <w:start w:val="single" w:space="0" w:color="D3D3D3"/>
-              <w:end w:val="single" w:space="0" w:color="D3D3D3"/>
-            </w:tcBorders>
-            <w:shd w:val="clear" w:color="auto" w:fill="A90C38"/>
-          </w:tcPr>
-          <w:p>
-            <w:pPr>
-              <w:spacing w:before="0" w:after="60"/>
-              <w:keepNext/>
-              <w:jc w:val="center"/>
-            </w:pPr>
-            <w:r>
-              <w:rPr>
-                <w:rFonts w:ascii="Calibri" w:hAnsi="Calibri"/>
-                <w:sz w:val="20"/>
-                <w:color w:val="FFFFFF"/>
+              <w:jc w:val="center"/>
+            </w:pPr>
+            <w:r>
+              <w:rPr>
+                <w:rFonts w:ascii="Calibri" w:hAnsi="Calibri"/>
+                <w:sz w:val="20"/>
               </w:rPr>
               <w:t xml:space="default">0.0%</w:t>
             </w:r>
@@ -1703,19 +1654,18 @@
               <w:start w:val="single" w:space="0" w:color="D3D3D3"/>
               <w:end w:val="single" w:space="0" w:color="D3D3D3"/>
             </w:tcBorders>
-            <w:shd w:val="clear" w:color="auto" w:fill="F4D0D1"/>
-          </w:tcPr>
-          <w:p>
-            <w:pPr>
-              <w:spacing w:before="0" w:after="60"/>
-              <w:keepNext/>
-              <w:jc w:val="center"/>
-            </w:pPr>
-            <w:r>
-              <w:rPr>
-                <w:rFonts w:ascii="Calibri" w:hAnsi="Calibri"/>
-                <w:sz w:val="20"/>
-                <w:color w:val="000000"/>
+            <w:shd w:val="clear" w:color="auto" w:fill="F2F2F2"/>
+          </w:tcPr>
+          <w:p>
+            <w:pPr>
+              <w:spacing w:before="0" w:after="60"/>
+              <w:keepNext/>
+              <w:jc w:val="center"/>
+            </w:pPr>
+            <w:r>
+              <w:rPr>
+                <w:rFonts w:ascii="Calibri" w:hAnsi="Calibri"/>
+                <w:sz w:val="20"/>
               </w:rPr>
               <w:t xml:space="default">40.0%</w:t>
             </w:r>
@@ -1729,19 +1679,18 @@
               <w:start w:val="single" w:space="0" w:color="D3D3D3"/>
               <w:end w:val="single" w:space="0" w:color="D3D3D3"/>
             </w:tcBorders>
-            <w:shd w:val="clear" w:color="auto" w:fill="A90C38"/>
-          </w:tcPr>
-          <w:p>
-            <w:pPr>
-              <w:spacing w:before="0" w:after="60"/>
-              <w:keepNext/>
-              <w:jc w:val="center"/>
-            </w:pPr>
-            <w:r>
-              <w:rPr>
-                <w:rFonts w:ascii="Calibri" w:hAnsi="Calibri"/>
-                <w:sz w:val="20"/>
-                <w:color w:val="FFFFFF"/>
+            <w:shd w:val="clear" w:color="auto" w:fill="F2F2F2"/>
+          </w:tcPr>
+          <w:p>
+            <w:pPr>
+              <w:spacing w:before="0" w:after="60"/>
+              <w:keepNext/>
+              <w:jc w:val="center"/>
+            </w:pPr>
+            <w:r>
+              <w:rPr>
+                <w:rFonts w:ascii="Calibri" w:hAnsi="Calibri"/>
+                <w:sz w:val="20"/>
               </w:rPr>
               <w:t xml:space="default">0.0%</w:t>
             </w:r>
@@ -1760,7 +1709,7 @@
               <w:start w:val="single" w:space="0" w:color="D3D3D3"/>
               <w:end w:val="single" w:space="0" w:color="D3D3D3"/>
             </w:tcBorders>
-            <w:shd w:val="clear" w:color="auto" w:fill="F2F2F2"/>
+            <w:shd w:val="clear" w:color="auto" w:fill="E5E5E5"/>
           </w:tcPr>
           <w:p>
             <w:pPr>
@@ -1785,19 +1734,17 @@
               <w:start w:val="single" w:space="0" w:color="D3D3D3"/>
               <w:end w:val="single" w:space="0" w:color="D3D3D3"/>
             </w:tcBorders>
-            <w:shd w:val="clear" w:color="auto" w:fill="A90C38"/>
-          </w:tcPr>
-          <w:p>
-            <w:pPr>
-              <w:spacing w:before="0" w:after="60"/>
-              <w:keepNext/>
-              <w:jc w:val="center"/>
-            </w:pPr>
-            <w:r>
-              <w:rPr>
-                <w:rFonts w:ascii="Calibri" w:hAnsi="Calibri"/>
-                <w:sz w:val="20"/>
-                <w:color w:val="FFFFFF"/>
+          </w:tcPr>
+          <w:p>
+            <w:pPr>
+              <w:spacing w:before="0" w:after="60"/>
+              <w:keepNext/>
+              <w:jc w:val="center"/>
+            </w:pPr>
+            <w:r>
+              <w:rPr>
+                <w:rFonts w:ascii="Calibri" w:hAnsi="Calibri"/>
+                <w:sz w:val="20"/>
               </w:rPr>
               <w:t xml:space="default">0.0%</w:t>
             </w:r>
@@ -1811,19 +1758,17 @@
               <w:start w:val="single" w:space="0" w:color="D3D3D3"/>
               <w:end w:val="single" w:space="0" w:color="D3D3D3"/>
             </w:tcBorders>
-            <w:shd w:val="clear" w:color="auto" w:fill="F4D0D1"/>
-          </w:tcPr>
-          <w:p>
-            <w:pPr>
-              <w:spacing w:before="0" w:after="60"/>
-              <w:keepNext/>
-              <w:jc w:val="center"/>
-            </w:pPr>
-            <w:r>
-              <w:rPr>
-                <w:rFonts w:ascii="Calibri" w:hAnsi="Calibri"/>
-                <w:sz w:val="20"/>
-                <w:color w:val="000000"/>
+          </w:tcPr>
+          <w:p>
+            <w:pPr>
+              <w:spacing w:before="0" w:after="60"/>
+              <w:keepNext/>
+              <w:jc w:val="center"/>
+            </w:pPr>
+            <w:r>
+              <w:rPr>
+                <w:rFonts w:ascii="Calibri" w:hAnsi="Calibri"/>
+                <w:sz w:val="20"/>
               </w:rPr>
               <w:t xml:space="default">40.0%</w:t>
             </w:r>
@@ -1837,19 +1782,17 @@
               <w:start w:val="single" w:space="0" w:color="D3D3D3"/>
               <w:end w:val="single" w:space="0" w:color="D3D3D3"/>
             </w:tcBorders>
-            <w:shd w:val="clear" w:color="auto" w:fill="A90C38"/>
-          </w:tcPr>
-          <w:p>
-            <w:pPr>
-              <w:spacing w:before="0" w:after="60"/>
-              <w:keepNext/>
-              <w:jc w:val="center"/>
-            </w:pPr>
-            <w:r>
-              <w:rPr>
-                <w:rFonts w:ascii="Calibri" w:hAnsi="Calibri"/>
-                <w:sz w:val="20"/>
-                <w:color w:val="FFFFFF"/>
+          </w:tcPr>
+          <w:p>
+            <w:pPr>
+              <w:spacing w:before="0" w:after="60"/>
+              <w:keepNext/>
+              <w:jc w:val="center"/>
+            </w:pPr>
+            <w:r>
+              <w:rPr>
+                <w:rFonts w:ascii="Calibri" w:hAnsi="Calibri"/>
+                <w:sz w:val="20"/>
               </w:rPr>
               <w:t xml:space="default">0.0%</w:t>
             </w:r>
@@ -1868,44 +1811,43 @@
               <w:start w:val="single" w:space="0" w:color="D3D3D3"/>
               <w:end w:val="single" w:space="0" w:color="D3D3D3"/>
             </w:tcBorders>
+            <w:shd w:val="clear" w:color="auto" w:fill="E5E5E5"/>
+          </w:tcPr>
+          <w:p>
+            <w:pPr>
+              <w:spacing w:before="0" w:after="60"/>
+              <w:keepNext/>
+              <w:jc w:val="start"/>
+            </w:pPr>
+            <w:r>
+              <w:rPr>
+                <w:rFonts w:ascii="Calibri" w:hAnsi="Calibri"/>
+                <w:sz w:val="20"/>
+              </w:rPr>
+              <w:t xml:space="default">Ataxia</w:t>
+            </w:r>
+          </w:p>
+        </w:tc>
+        <w:tc>
+          <w:tcPr>
+            <w:tcBorders>
+              <w:top w:val="single" w:space="0" w:color="D3D3D3"/>
+              <w:bottom w:val="single" w:space="0" w:color="D3D3D3"/>
+              <w:start w:val="single" w:space="0" w:color="D3D3D3"/>
+              <w:end w:val="single" w:space="0" w:color="D3D3D3"/>
+            </w:tcBorders>
             <w:shd w:val="clear" w:color="auto" w:fill="F2F2F2"/>
           </w:tcPr>
           <w:p>
             <w:pPr>
               <w:spacing w:before="0" w:after="60"/>
               <w:keepNext/>
-              <w:jc w:val="start"/>
-            </w:pPr>
-            <w:r>
-              <w:rPr>
-                <w:rFonts w:ascii="Calibri" w:hAnsi="Calibri"/>
-                <w:sz w:val="20"/>
-              </w:rPr>
-              <w:t xml:space="default">Ataxia</w:t>
-            </w:r>
-          </w:p>
-        </w:tc>
-        <w:tc>
-          <w:tcPr>
-            <w:tcBorders>
-              <w:top w:val="single" w:space="0" w:color="D3D3D3"/>
-              <w:bottom w:val="single" w:space="0" w:color="D3D3D3"/>
-              <w:start w:val="single" w:space="0" w:color="D3D3D3"/>
-              <w:end w:val="single" w:space="0" w:color="D3D3D3"/>
-            </w:tcBorders>
-            <w:shd w:val="clear" w:color="auto" w:fill="2E5A87"/>
-          </w:tcPr>
-          <w:p>
-            <w:pPr>
-              <w:spacing w:before="0" w:after="60"/>
-              <w:keepNext/>
-              <w:jc w:val="center"/>
-            </w:pPr>
-            <w:r>
-              <w:rPr>
-                <w:rFonts w:ascii="Calibri" w:hAnsi="Calibri"/>
-                <w:sz w:val="20"/>
-                <w:color w:val="FFFFFF"/>
+              <w:jc w:val="center"/>
+            </w:pPr>
+            <w:r>
+              <w:rPr>
+                <w:rFonts w:ascii="Calibri" w:hAnsi="Calibri"/>
+                <w:sz w:val="20"/>
               </w:rPr>
               <w:t xml:space="default">100.0%</w:t>
             </w:r>
@@ -1919,19 +1861,18 @@
               <w:start w:val="single" w:space="0" w:color="D3D3D3"/>
               <w:end w:val="single" w:space="0" w:color="D3D3D3"/>
             </w:tcBorders>
-            <w:shd w:val="clear" w:color="auto" w:fill="A90C38"/>
-          </w:tcPr>
-          <w:p>
-            <w:pPr>
-              <w:spacing w:before="0" w:after="60"/>
-              <w:keepNext/>
-              <w:jc w:val="center"/>
-            </w:pPr>
-            <w:r>
-              <w:rPr>
-                <w:rFonts w:ascii="Calibri" w:hAnsi="Calibri"/>
-                <w:sz w:val="20"/>
-                <w:color w:val="FFFFFF"/>
+            <w:shd w:val="clear" w:color="auto" w:fill="F2F2F2"/>
+          </w:tcPr>
+          <w:p>
+            <w:pPr>
+              <w:spacing w:before="0" w:after="60"/>
+              <w:keepNext/>
+              <w:jc w:val="center"/>
+            </w:pPr>
+            <w:r>
+              <w:rPr>
+                <w:rFonts w:ascii="Calibri" w:hAnsi="Calibri"/>
+                <w:sz w:val="20"/>
               </w:rPr>
               <w:t xml:space="default">0.0%</w:t>
             </w:r>
@@ -1945,19 +1886,18 @@
               <w:start w:val="single" w:space="0" w:color="D3D3D3"/>
               <w:end w:val="single" w:space="0" w:color="D3D3D3"/>
             </w:tcBorders>
-            <w:shd w:val="clear" w:color="auto" w:fill="A90C38"/>
-          </w:tcPr>
-          <w:p>
-            <w:pPr>
-              <w:spacing w:before="0" w:after="60"/>
-              <w:keepNext/>
-              <w:jc w:val="center"/>
-            </w:pPr>
-            <w:r>
-              <w:rPr>
-                <w:rFonts w:ascii="Calibri" w:hAnsi="Calibri"/>
-                <w:sz w:val="20"/>
-                <w:color w:val="FFFFFF"/>
+            <w:shd w:val="clear" w:color="auto" w:fill="F2F2F2"/>
+          </w:tcPr>
+          <w:p>
+            <w:pPr>
+              <w:spacing w:before="0" w:after="60"/>
+              <w:keepNext/>
+              <w:jc w:val="center"/>
+            </w:pPr>
+            <w:r>
+              <w:rPr>
+                <w:rFonts w:ascii="Calibri" w:hAnsi="Calibri"/>
+                <w:sz w:val="20"/>
               </w:rPr>
               <w:t xml:space="default">0.0%</w:t>
             </w:r>

--- a/Variants 2026-02.docx
+++ b/Variants 2026-02.docx
@@ -266,6 +266,7 @@
               <w:start w:val="single" w:space="0" w:color="D3D3D3"/>
               <w:end w:val="single" w:space="0" w:color="D3D3D3"/>
             </w:tcBorders>
+            <w:vAlign w:val="center"/>
             <w:tcMar>
               <w:top w:w="25" w:type="dxa"/>
             </w:tcMar>
@@ -275,11 +276,12 @@
             <w:pPr>
               <w:spacing w:before="0" w:after="60"/>
               <w:keepNext/>
-            </w:pPr>
-            <w:r>
-              <w:rPr>
-                <w:rFonts w:ascii="Calibri" w:hAnsi="Calibri"/>
-                <w:sz w:val="20"/>
+              <w:jc w:val="center"/>
+            </w:pPr>
+            <w:r>
+              <w:rPr>
+                <w:rFonts w:ascii="Calibri" w:hAnsi="Calibri"/>
+                <w:sz w:val="18px"/>
               </w:rPr>
               <w:t xml:space="default"/>
             </w:r>
@@ -403,6 +405,7 @@
               <w:start w:val="single" w:space="0" w:color="D3D3D3"/>
               <w:end w:val="single" w:space="0" w:color="D3D3D3"/>
             </w:tcBorders>
+            <w:vAlign w:val="center"/>
             <w:tcMar>
               <w:top w:w="25" w:type="dxa"/>
             </w:tcMar>
@@ -412,11 +415,12 @@
             <w:pPr>
               <w:spacing w:before="0" w:after="60"/>
               <w:keepNext/>
-            </w:pPr>
-            <w:r>
-              <w:rPr>
-                <w:rFonts w:ascii="Calibri" w:hAnsi="Calibri"/>
-                <w:sz w:val="20"/>
+              <w:jc w:val="center"/>
+            </w:pPr>
+            <w:r>
+              <w:rPr>
+                <w:rFonts w:ascii="Calibri" w:hAnsi="Calibri"/>
+                <w:sz w:val="18px"/>
               </w:rPr>
               <w:t xml:space="default">Cognitive Domains</w:t>
             </w:r>
@@ -1056,6 +1060,7 @@
               <w:start w:val="single" w:space="0" w:color="D3D3D3"/>
               <w:end w:val="single" w:space="0" w:color="D3D3D3"/>
             </w:tcBorders>
+            <w:vAlign w:val="center"/>
             <w:tcMar>
               <w:top w:w="25" w:type="dxa"/>
             </w:tcMar>
@@ -1065,11 +1070,12 @@
             <w:pPr>
               <w:spacing w:before="0" w:after="60"/>
               <w:keepNext/>
-            </w:pPr>
-            <w:r>
-              <w:rPr>
-                <w:rFonts w:ascii="Calibri" w:hAnsi="Calibri"/>
-                <w:sz w:val="20"/>
+              <w:jc w:val="center"/>
+            </w:pPr>
+            <w:r>
+              <w:rPr>
+                <w:rFonts w:ascii="Calibri" w:hAnsi="Calibri"/>
+                <w:sz w:val="18px"/>
               </w:rPr>
               <w:t xml:space="default">Motor Domains</w:t>
             </w:r>
